--- a/computer_systems/c computer systems/report/CacheLocalityLab_Report.docx
+++ b/computer_systems/c computer systems/report/CacheLocalityLab_Report.docx
@@ -558,7 +558,7 @@
           <w:color w:val="222222"/>
           <w:sz w:val="24"/>
         </w:rPr>
-        <w:t>One of the most consistent surprises for students learning systems programming is just how much the physical location of data — not the algorithm itself — can dictate program performance. Modern processors execute instructions at gigahertz frequencies, yet they routinely stall for tens of nanoseconds waiting for data to arrive from main memory. The only practical remedy is to keep data close: in registers, then L1 cache, then L2, then L3. Understanding this hierarchy is not merely academic; it is the difference between code that runs in one second and code that runs in ten.</w:t>
+        <w:t>In memory-bound programs, speed is determined less by arithmetic and more by where data is found. A load that hits L1 cache returns quickly; a load that misses all caches can pause execution long enough to dominate total runtime. For that reason, data placement and access order are practical performance controls, not low-level details.</w:t>
       </w:r>
     </w:p>
     <w:p>
@@ -573,7 +573,7 @@
           <w:color w:val="222222"/>
           <w:sz w:val="24"/>
         </w:rPr>
-        <w:t>This report documents five micro-benchmark experiments carried out as part of the Computer Systems mid-term project at Istanbul Atlas University. Each experiment targets a specific aspect of the memory hierarchy: cache-line granularity, effective cache capacities, spatial locality, random-access latency, and sustained memory bandwidth. All benchmarks were implemented in C11, compiled with GCC at optimisation level -O2, and run on an Apple Silicon M-series system.</w:t>
+        <w:t>This document reports five C11 micro-benchmarks prepared for the Computer Systems course project at Istanbul Atlas University. The experiments isolate five effects: stride sensitivity, footprint growth, row-major versus column-major traversal, dependent pointer traversal, and sustained throughput. All measurements were produced with GCC -O2 on Apple Silicon hardware.</w:t>
       </w:r>
     </w:p>
     <w:p>
@@ -588,7 +588,7 @@
           <w:color w:val="222222"/>
           <w:sz w:val="24"/>
         </w:rPr>
-        <w:t>The Apple Silicon platform introduces important architectural differences from the x86 systems described in standard textbooks. A Unified Memory Architecture (UMA) eliminates the traditional off-package DRAM penalty, and a large System Level Cache (SLC) absorbs many sequential access patterns that would expose latency steps on x86. Where our results deviate from textbook predictions, we provide hardware-motivated explanations rather than treating them as errors.</w:t>
+        <w:t>Interpretation is architecture-aware. Apple Silicon combines unified memory, high on-package bandwidth, and strong hardware prefetching, so some transitions expected from x86 examples appear later, appear smaller, or are partially hidden. In this report, such differences are treated as observations to explain, not anomalies to ignore.</w:t>
       </w:r>
     </w:p>
     <w:p>
@@ -603,7 +603,7 @@
           <w:color w:val="222222"/>
           <w:sz w:val="24"/>
         </w:rPr>
-        <w:t>The remainder of this report is structured as follows. Section 2 describes the measurement methodology and the common timing infrastructure. Sections 3 through 7 present each experiment in turn, including motivation, implementation, and results. Section 8 provides a unified dashboard view. Section 9 synthesises the findings, and Section 10 concludes.</w:t>
+        <w:t>Section 2 explains the timing and benchmark design. Sections 3 to 7 present each experiment with figures and tables. Section 8 combines the results into a single visual dashboard. Section 9 discusses the patterns across experiments, and Section 10 summarizes the main conclusions.</w:t>
       </w:r>
     </w:p>
     <w:p>
@@ -650,7 +650,7 @@
           <w:color w:val="222222"/>
           <w:sz w:val="24"/>
         </w:rPr>
-        <w:t>Every experiment shares a single timing primitive defined in src/timer.h. The macro CLOCK_NOW(ts) records wall-clock time using clock_gettime(CLOCK_MONOTONIC), which provides nanosecond resolution on POSIX systems without requiring any C++ standard library headers. A companion inline function timespec_diff_ns() computes the elapsed time in nanoseconds between two struct timespec snapshots.</w:t>
+        <w:t>A common timer is used in all experiments through src/timer.h. CLOCK_NOW(ts) captures timestamps with clock_gettime(CLOCK_MONOTONIC), and timespec_diff_ns() converts two timestamps into elapsed nanoseconds. Using one shared primitive keeps timing behaviour consistent across the full benchmark suite.</w:t>
       </w:r>
     </w:p>
     <w:p>
@@ -665,7 +665,7 @@
           <w:color w:val="222222"/>
           <w:sz w:val="24"/>
         </w:rPr>
-        <w:t>Each benchmark wraps its kernel in a best-of-five timing loop. The loop records the minimum elapsed time divided by the access count. Choosing the minimum rather than the mean removes the effect of OS scheduling preemptions, page-fault stalls, and thermal throttling events, all of which introduce upward outliers. The timed block is placed inline in each benchmark function rather than passed as a callback.</w:t>
+        <w:t>Each measurement point uses a best-of-five strategy. We keep the minimum per-access time instead of the average to suppress external noise such as scheduler interruptions, occasional page activity, and thermal variation. This choice emphasizes stable kernel cost rather than system-side jitter.</w:t>
       </w:r>
     </w:p>
     <w:p>
@@ -759,7 +759,7 @@
           <w:color w:val="222222"/>
           <w:sz w:val="24"/>
         </w:rPr>
-        <w:t>Each experiment follows the same three-phase structure. First, a warm-up pass touches all pages in the working set, ensuring that virtual memory mappings are established and that the data is present in at least the L3 cache before timing begins. Second, the timed block records the kernel's elapsed time using CLOCK_NOW. Third, results are accumulated in a volatile sink variable to prevent the compiler from treating the loop as dead code and eliminating it entirely.</w:t>
+        <w:t>All experiments follow the same execution template: warm-up, timed kernel, and protected result accumulation. Warm-up touches the active pages before timing. The timed region is then measured with CLOCK_NOW. Finally, outputs are merged into a volatile sink so the compiler cannot remove the loop as unused work.</w:t>
       </w:r>
     </w:p>
     <w:p>
@@ -802,7 +802,7 @@
           <w:color w:val="222222"/>
           <w:sz w:val="24"/>
         </w:rPr>
-        <w:t>The benchmarks were run on an Apple M-series chip. Three architectural properties cause our results to differ systematically from x86 textbook predictions. The Unified Memory Architecture places CPU, GPU, and RAM on the same SoC package with LPDDR bandwidth exceeding 100 GB/s, compared to roughly 50 GB/s for DDR4 DRAM on a typical x86 workstation. A large System Level Cache, estimated at 8–16 MB depending on the chip variant, sits between the per-core L2 caches and the LPDDR memory and is shared across all CPU and GPU cores. Finally, the hardware prefetcher is among the most capable in any consumer processor, handling sequential and regular-stride patterns that would expose latency on x86.</w:t>
+        <w:t>Tests were executed on an Apple M-series platform. Compared with common x86 desktop systems, three properties strongly influence outcomes: unified memory with very high effective bandwidth, a shared system-level cache between core-local caches and DRAM, and aggressive prefetch logic for regular access streams. These traits can flatten or shift transitions usually shown in textbook plots.</w:t>
       </w:r>
     </w:p>
     <w:p>
@@ -1143,7 +1143,7 @@
           <w:color w:val="222222"/>
           <w:sz w:val="24"/>
         </w:rPr>
-        <w:t>The stride experiment probes the granularity of the cache line. When an integer element is read from a 64 MB array, the hardware does not fetch just four bytes; it fetches the entire 64-byte cache line that contains the element. If the next accessed element lies within the same line, the load is free. If it lies in a different line, a new line must be fetched. Sweeping the stride from 1 element (4 bytes) to 1024 elements (4096 bytes) therefore reveals the exact byte granularity at which latency transitions from cache-hit to cache-miss behaviour.</w:t>
+        <w:t>This experiment evaluates how access spacing changes latency. Reads are performed on a 64 MB int array while stride is increased from 1 element (4 B) to 1024 elements (4096 B). Because memory is transferred in cache-line chunks, small strides reuse fetched data efficiently, while larger strides use less of each fetched line and increase miss pressure.</w:t>
       </w:r>
     </w:p>
     <w:p>
@@ -1158,7 +1158,7 @@
           <w:color w:val="222222"/>
           <w:sz w:val="24"/>
         </w:rPr>
-        <w:t>The benchmark allocates a 64 MB array of integers and accesses every stride-th element in a tight loop. The access count is N / stride so that every run performs the same amount of arithmetic work and timing differences are purely attributable to memory latency. A volatile accumulator prevents dead-code elimination.</w:t>
+        <w:t>For fairness, the loop structure normalizes work across stride values: each run performs the same style of arithmetic and writes into a volatile accumulator to avoid dead-code elimination. Observed timing differences are therefore dominated by memory behaviour.</w:t>
       </w:r>
     </w:p>
     <w:p>
@@ -1168,7 +1168,7 @@
       <w:r>
         <w:drawing>
           <wp:inline xmlns:a="http://schemas.openxmlformats.org/drawingml/2006/main" xmlns:pic="http://schemas.openxmlformats.org/drawingml/2006/picture">
-            <wp:extent cx="5852160" cy="2116669"/>
+            <wp:extent cx="5852160" cy="2117862"/>
             <wp:docPr id="1" name="Picture 1"/>
             <wp:cNvGraphicFramePr>
               <a:graphicFrameLocks noChangeAspect="1"/>
@@ -1189,7 +1189,7 @@
                   <pic:spPr>
                     <a:xfrm>
                       <a:off x="0" y="0"/>
-                      <a:ext cx="5852160" cy="2116669"/>
+                      <a:ext cx="5852160" cy="2117862"/>
                     </a:xfrm>
                     <a:prstGeom prst="rect"/>
                   </pic:spPr>
@@ -1963,7 +1963,7 @@
           <w:color w:val="222222"/>
           <w:sz w:val="24"/>
         </w:rPr>
-        <w:t>The latency remains flat at approximately 0.88 ns for strides up to 64 bytes, then rises sharply to 4.5 ns at 128 bytes — a 5× penalty. On x86, textbooks typically place this transition at the 64-byte cache-line boundary itself. On Apple Silicon, the hardware prefetcher successfully hides the one-line stride, so the penalty only appears when two consecutive accesses touch two consecutive cache lines (stride = 128 bytes). After the spike, latency gradually recovers as the access pattern becomes a predictable streaming read that the L2 and L3 prefetchers can partially service.</w:t>
+        <w:t>Measured latency is nearly constant around 0.88 ns up to 64-byte stride, then jumps near 4.5 ns at 128 bytes. The first strong penalty appears one step later than many x86 examples, which is consistent with stronger prefetch support on this platform. For very large strides, latency partially recovers as the pattern becomes regular enough for higher-level stream handling.</w:t>
       </w:r>
     </w:p>
     <w:p>
@@ -1997,7 +1997,7 @@
           <w:color w:val="222222"/>
           <w:sz w:val="24"/>
         </w:rPr>
-        <w:t>Where the stride experiment varies the spatial regularity of access, the working-set experiment varies the total data footprint. The access stride is fixed at 1 (sequential), and the array size is swept from 1 KB to 256 MB in powers of two. As the array grows beyond each cache level's capacity, the effective latency should step upward: L1 → L2 → L3 → DRAM, producing three distinct transition points and four latency plateaus.</w:t>
+        <w:t>This experiment keeps stride sequential and changes only total footprint, sweeping array size from 1 KB to 256 MB. On many systems, this would produce visible steps as data spills from L1 to L2, then to shared cache, and finally to DRAM.</w:t>
       </w:r>
     </w:p>
     <w:p>
@@ -2081,7 +2081,7 @@
           <w:color w:val="222222"/>
           <w:sz w:val="24"/>
         </w:rPr>
-        <w:t>The results show a completely flat curve at approximately 1 ns across all array sizes from 1 KB to 256 MB. No transitions are visible. This outcome, while initially surprising, is fully explained by the Apple Silicon architecture. The hardware prefetcher recognises the sequential scan pattern and issues prefetch requests far enough in advance that the data arrives before the CPU stalls. The System Level Cache absorbs repeated scans of arrays up to approximately 16 MB, and the high-bandwidth LPDDR memory services larger arrays faster than DDR4-based systems would. The textbook four-step latency profile is an x86 phenomenon on systems with weaker prefetchers and higher DRAM latency.</w:t>
+        <w:t>The curve is effectively flat near 1 ns for the full sweep, with no sharp tier boundaries. For this hardware, sequential access is highly optimized: prefetching is early and consistent, the shared cache absorbs repeated scans, and DRAM bandwidth is high enough to hide much of the classic staircase shape. The result is architecture-specific but technically coherent.</w:t>
       </w:r>
     </w:p>
     <w:p>
@@ -2115,7 +2115,7 @@
           <w:color w:val="222222"/>
           <w:sz w:val="24"/>
         </w:rPr>
-        <w:t>C stores two-dimensional arrays in row-major order: the elements of row i occupy a contiguous block of memory, immediately followed by the elements of row i+1. A row-major traversal — incrementing the column index in the inner loop — therefore accesses addresses in ascending sequential order, which is optimal for the prefetcher and for cache-line utilisation. A column-major traversal — incrementing the row index in the inner loop — accesses addresses separated by N × 8 bytes (the row stride), which is highly non-sequential for large N.</w:t>
+        <w:t>C matrices are laid out in row-major order. When the inner loop walks columns, memory accesses are contiguous and cache lines are used efficiently. Reversing loop order makes accesses jump by row stride, which reduces spatial locality for large N.</w:t>
       </w:r>
     </w:p>
     <w:p>
@@ -3005,7 +3005,7 @@
           <w:color w:val="222222"/>
           <w:sz w:val="24"/>
         </w:rPr>
-        <w:t>The penalty is negligible for small matrices (N ≤ 128) that fit entirely within L1 or L2 cache — both traversal orders keep the data hot, so spatial locality is irrelevant. Once the matrix exceeds L2 capacity (N = 256, 512 KB), the penalty stabilises at approximately 1.45–1.53×. The gap between observed (~1.5×) and theoretical (8×) is attributable to the hardware prefetcher, which recognises the constant column stride and partially services it. Column-major traversal remains systematically and measurably slower; it is not benign.</w:t>
+        <w:t>For small matrices, both traversals are close because data remains cache-resident. After footprint grows past L2, column-major traversal settles around a 1.45-1.53x penalty. The slowdown is lower than the worst-case theoretical bound because constant-stride streams still receive partial hardware assistance, but the cost remains consistent and significant.</w:t>
       </w:r>
     </w:p>
     <w:p>
@@ -3039,7 +3039,7 @@
           <w:color w:val="222222"/>
           <w:sz w:val="24"/>
         </w:rPr>
-        <w:t>The pointer-chasing experiment constructs a singly-linked list whose nodes are arranged in a uniformly shuffled random order. Each node occupies exactly one 64-byte cache line, enforced by the __attribute__((aligned(64))) attribute and a 56-byte padding array. After allocating N nodes with aligned_alloc(64, ...), a Fisher-Yates shuffle using srand(42) and rand() produces a random permutation of node indices, and the benchmark traverses the list by following next pointers. Because each successive access address is unknown until the previous load completes, the CPU cannot issue speculative prefetch requests and must wait for the full memory latency at every hop.</w:t>
+        <w:t>In this test, list nodes are shuffled into random order and traversed via next pointers. Each node is aligned to one 64-byte cache line. Because address i+1 is discovered only after loading node i, the CPU cannot pipeline requests the way it can for arrays.</w:t>
       </w:r>
     </w:p>
     <w:p>
@@ -3054,7 +3054,7 @@
           <w:color w:val="222222"/>
           <w:sz w:val="24"/>
         </w:rPr>
-        <w:t>This creates a load-use dependency chain that completely serialises the traversal: hop i+1 cannot begin until hop i's cache miss has been resolved. The effective latency measured therefore reflects the round-trip time to whichever cache level holds the target node.</w:t>
+        <w:t>The traversal is therefore dependency-serialized: each hop waits on the previous hop. Measured ns/hop closely tracks true memory-latency cost at the active cache level.</w:t>
       </w:r>
     </w:p>
     <w:p>
@@ -3069,7 +3069,7 @@
           <w:color w:val="222222"/>
           <w:sz w:val="24"/>
         </w:rPr>
-        <w:t>A critical implementation detail was required to obtain correct measurements on Apple Silicon: the traversal must be placed in a __attribute__((noinline)) helper function, and each pointer dereference must be followed by an asm volatile("" ::: "memory") compiler barrier. Without these, the compiler at -O2 collapses the dependency chain and the measured time is near zero. The asm volatile barrier emits no CPU instructions but prevents the compiler from reordering or eliminating any memory access across the boundary.</w:t>
+        <w:t>To preserve measurement integrity at -O2, the traversal is kept in a noinline helper and protected with a compiler memory barrier. Without these safeguards, optimization can shorten or restructure dependency chains and produce unrealistically small timings.</w:t>
       </w:r>
     </w:p>
     <w:p>
@@ -3539,7 +3539,7 @@
           <w:color w:val="222222"/>
           <w:sz w:val="24"/>
         </w:rPr>
-        <w:t>Two streaming kernels are applied to double-precision floating-point arrays swept from 4 KB to 256 MB. The copy kernel writes every element of a destination array from a corresponding source element (dst[i] = src[i]), performing one read and one write per element. The sum kernel accumulates all array elements into a scalar (s += src[i]), performing one read per element. Both kernels iterate over a contiguous allocation, which is the best possible access pattern for the prefetcher.</w:t>
+        <w:t>Experiment 5 compares two sequential kernels over double arrays from 4 KB to 256 MB: a copy kernel (read plus write per element) and a reduction kernel (read and accumulate). Both are contiguous streams, so address pattern quality is intentionally high.</w:t>
       </w:r>
     </w:p>
     <w:p>
@@ -4389,7 +4389,7 @@
           <w:color w:val="222222"/>
           <w:sz w:val="24"/>
         </w:rPr>
-        <w:t>Copy bandwidth peaks at 253 GB/s for small arrays fully resident in L1 and falls to approximately 109 GB/s for DRAM-sized arrays — still a remarkable figure that reflects Apple Silicon's high-bandwidth LPDDR. Sum bandwidth, by contrast, is completely flat at approximately 17.2 GB/s regardless of array size. This is not a memory effect. The sum kernel contains a serial floating-point add dependency: each iteration s += src[i] must wait for the previous addition to complete before it can begin. With a floating-point add latency of roughly five cycles at 3.5 GHz, throughput is theoretically capped near 5.6 GB/s; the observed 17 GB/s suggests mild out-of-order overlap but confirms that the bottleneck is arithmetic latency, not memory bandwidth.</w:t>
+        <w:t>Copy reaches very high throughput for small cache-resident ranges and stabilizes around ~109 GB/s for large DRAM-sized inputs. The sum kernel stays near ~17 GB/s across the sweep. That flat behavior indicates a compute-side dependency limit in accumulation rather than a bandwidth limit in the memory subsystem.</w:t>
       </w:r>
     </w:p>
     <w:p>
@@ -4423,7 +4423,7 @@
           <w:color w:val="222222"/>
           <w:sz w:val="24"/>
         </w:rPr>
-        <w:t>Figure 8.1 presents all four primary experiments in a single dashboard view, allowing direct visual comparison of the different memory-hierarchy effects. The top-left panel shows the stride latency spike; the top-right panel shows the flat working-set curve characteristic of Apple Silicon; the bottom-left panel shows matrix traversal slowdown ratios; and the bottom-right panel shows the bandwidth divergence between copy and sum kernels.</w:t>
+        <w:t>The dashboard combines representative signals from all experiments in one page: stride sensitivity, working-set behavior, traversal-order penalty, and kernel throughput contrast. Viewing the panels together makes cross-experiment tradeoffs easier to compare.</w:t>
       </w:r>
     </w:p>
     <w:p>
@@ -4511,7 +4511,7 @@
           <w:color w:val="222222"/>
           <w:sz w:val="24"/>
         </w:rPr>
-        <w:t>Taken together, the five experiments paint a consistent picture: memory access pattern is a first-order performance variable, independent of algorithmic complexity. Two programs with identical asymptotic complexity can differ in runtime by an order of magnitude if their data access patterns differ.</w:t>
+        <w:t>Across all measurements, one conclusion repeats: access pattern is a primary performance variable. Two implementations with similar computational complexity can still differ greatly when locality and dependency structure are different.</w:t>
       </w:r>
     </w:p>
     <w:p>
@@ -4539,7 +4539,7 @@
           <w:color w:val="222222"/>
           <w:sz w:val="24"/>
         </w:rPr>
-        <w:t>The 64-byte cache line is the atomic unit of data transfer between DRAM and cache. Accessing elements spaced more than one cache line apart wastes the prefetched data on each line and forces a new fetch for every element. On Apple Silicon the hardware prefetcher extends the effective granularity to 128 bytes, but the underlying principle holds: spatial locality within 64 bytes is free; spatial locality beyond it is costly.</w:t>
+        <w:t>Cache lines remain the transfer unit that matters. When element spacing grows, useful bytes per fetched line drop and latency increases. Apple Silicon shifts the first strong penalty point, but does not change the core locality rule.</w:t>
       </w:r>
     </w:p>
     <w:p>
@@ -4567,7 +4567,7 @@
           <w:color w:val="222222"/>
           <w:sz w:val="24"/>
         </w:rPr>
-        <w:t>Sequential access is the best-case scenario for the hardware prefetcher. On Apple Silicon, the combination of an aggressive prefetcher, the System Level Cache, and high-bandwidth LPDDR renders the cache hierarchy nearly invisible for sequential workloads. On x86 hardware the four-tier latency profile would be clearly observable. This experiment underscores that platform awareness matters: results that look surprising on one architecture are often fully explicable on another.</w:t>
+        <w:t>Sequential scans are strongly favored by this platform. Prefetch behavior and shared-cache effects smooth many tier transitions that are prominent on other architectures. Results must therefore be interpreted in the context of hardware design, not in isolation.</w:t>
       </w:r>
     </w:p>
     <w:p>
@@ -4595,7 +4595,7 @@
           <w:color w:val="222222"/>
           <w:sz w:val="24"/>
         </w:rPr>
-        <w:t>Column-major traversal of a row-major C array remains consistently and measurably slower than row-major traversal for all matrices larger than the L2 cache. The measured 1.5× slowdown on Apple Silicon would likely be 4–8× on a typical x86 system with a weaker prefetcher. The practical lesson is unchanged: write loops that access memory in continuous, predictable order.</w:t>
+        <w:t>Once matrices no longer fit the fast private caches, row-major order keeps a repeatable advantage. The exact multiplier is hardware-dependent, but the software rule is stable: place contiguous memory in the inner loop whenever possible.</w:t>
       </w:r>
     </w:p>
     <w:p>
@@ -4623,7 +4623,7 @@
           <w:color w:val="222222"/>
           <w:sz w:val="24"/>
         </w:rPr>
-        <w:t>The pointer-chasing experiment provides the clearest demonstration of the cost of irregular memory access. Latency rises from 0.65 ns when the list fits in L1/L2 to 83 ns when it is in DRAM — a 128× difference. This is not a workload-size effect; it is a pure latency effect caused by the serialised load-use dependency chain. No prefetcher can help because the next address is not known until the current load completes. The experiment also required an implementation workaround (noinline + asm volatile barrier) that illustrates a further practical concern: modern compilers and CPUs can optimise away benchmarks that are not carefully protected against dead-code elimination.</w:t>
+        <w:t>Pointer chasing shows the highest sensitivity to hierarchy depth: hop latency climbs from sub-nanosecond cache-resident values to tens of nanoseconds in DRAM. Because each next address depends on current data, prefetch opportunities are limited and dependency delay becomes dominant.</w:t>
       </w:r>
     </w:p>
     <w:p>
@@ -4651,7 +4651,7 @@
           <w:color w:val="222222"/>
           <w:sz w:val="24"/>
         </w:rPr>
-        <w:t>Peak copy bandwidth of 253 GB/s demonstrates Apple Silicon's raw memory throughput advantage. The flat 17 GB/s sum bandwidth demonstrates that high memory bandwidth is not always the binding constraint. Any algorithm featuring a serial carried dependency — such as prefix-sum, running maximum, or leaky integrator — will be bottlenecked by compute latency regardless of how fast the memory subsystem can supply data. Breaking such dependencies through SIMD intrinsics or algorithm restructuring is one of the most high-leverage optimisations available.</w:t>
+        <w:t>Bandwidth figures confirm that throughput ceilings depend on algorithm structure. Streaming copy can exploit memory-system capacity, while reduction-style accumulation is constrained by carried dependencies. Improving the latter requires structural changes such as parallel reduction trees or SIMD-friendly accumulation patterns.</w:t>
       </w:r>
     </w:p>
     <w:p>
@@ -4685,7 +4685,7 @@
           <w:color w:val="222222"/>
           <w:sz w:val="24"/>
         </w:rPr>
-        <w:t>This project set out to make the memory hierarchy tangible through direct measurement, and the experiments fulfilled that goal. Five distinct hardware phenomena were isolated and quantified with sub-nanosecond precision using only standard C11 and the POSIX clock_gettime interface. The key findings are summarised below.</w:t>
+        <w:t>The project objective was to connect memory-hierarchy theory to direct measurements. The benchmark set successfully isolated five distinct effects and quantified them with one consistent C11 timing framework. The main takeaways are listed below.</w:t>
       </w:r>
     </w:p>
     <w:p>
@@ -4700,7 +4700,7 @@
           <w:color w:val="0B2D52"/>
           <w:sz w:val="24"/>
         </w:rPr>
-        <w:t xml:space="preserve">Finding 1: Cache-line granularity is real and measurable.  </w:t>
+        <w:t xml:space="preserve">Finding 1: Stride penalties emerge once locality is stretched.  </w:t>
       </w:r>
       <w:r>
         <w:rPr>
@@ -4708,7 +4708,7 @@
           <w:color w:val="222222"/>
           <w:sz w:val="24"/>
         </w:rPr>
-        <w:t>A 5× latency increase appears at the 128-byte stride boundary on Apple Silicon, confirming that the hardware prefetcher has finite reach. On x86, the boundary is at 64 bytes.</w:t>
+        <w:t>Latency stays low for small spacing and then rises sharply near the first large-stride boundary, showing where prefetch coverage stops being sufficient.</w:t>
       </w:r>
     </w:p>
     <w:p>
@@ -4723,7 +4723,7 @@
           <w:color w:val="0B2D52"/>
           <w:sz w:val="24"/>
         </w:rPr>
-        <w:t xml:space="preserve">Finding 2: Sequential access is extremely forgiving on Apple Silicon.  </w:t>
+        <w:t xml:space="preserve">Finding 2: Sequential scans can mask expected cache tiers on this platform.  </w:t>
       </w:r>
       <w:r>
         <w:rPr>
@@ -4731,7 +4731,7 @@
           <w:color w:val="222222"/>
           <w:sz w:val="24"/>
         </w:rPr>
-        <w:t>The working-set experiment found no visible latency transitions, owing to the hardware prefetcher, the System Level Cache, and high-bandwidth LPDDR. Sequential scans are effectively immune to the memory hierarchy on this platform.</w:t>
+        <w:t>The working-set sweep remains near-flat, consistent with strong prefetching, shared-cache buffering, and high DRAM bandwidth in Apple Silicon.</w:t>
       </w:r>
     </w:p>
     <w:p>
@@ -4746,7 +4746,7 @@
           <w:color w:val="0B2D52"/>
           <w:sz w:val="24"/>
         </w:rPr>
-        <w:t xml:space="preserve">Finding 3: Traversal order matters even when the prefetcher compensates.  </w:t>
+        <w:t xml:space="preserve">Finding 3: Loop order remains performance-critical.  </w:t>
       </w:r>
       <w:r>
         <w:rPr>
@@ -4754,7 +4754,7 @@
           <w:color w:val="222222"/>
           <w:sz w:val="24"/>
         </w:rPr>
-        <w:t>Column-major matrix access is 1.5× slower than row-major for large matrices, and this penalty would be 4–8× on x86. Writing cache-friendly loops is always worthwhile.</w:t>
+        <w:t>Matrix traversal that follows memory layout keeps a stable advantage once sizes exceed fast private caches.</w:t>
       </w:r>
     </w:p>
     <w:p>
@@ -4769,7 +4769,7 @@
           <w:color w:val="0B2D52"/>
           <w:sz w:val="24"/>
         </w:rPr>
-        <w:t xml:space="preserve">Finding 4: Irregular access enforces full memory latency.  </w:t>
+        <w:t xml:space="preserve">Finding 4: Dependency-heavy pointer traversal is latency-dominated.  </w:t>
       </w:r>
       <w:r>
         <w:rPr>
@@ -4777,7 +4777,7 @@
           <w:color w:val="222222"/>
           <w:sz w:val="24"/>
         </w:rPr>
-        <w:t>Pointer chasing on a shuffled linked list raises per-element latency from 0.65 ns (L1) to 83 ns (DRAM), a 128× range. Contiguous data structures are far preferable for iteration-heavy workloads.</w:t>
+        <w:t>Random linked-list hopping scales from very fast cache-resident values to high DRAM latency because each step depends on the previous load result.</w:t>
       </w:r>
     </w:p>
     <w:p>
@@ -4792,7 +4792,7 @@
           <w:color w:val="0B2D52"/>
           <w:sz w:val="24"/>
         </w:rPr>
-        <w:t xml:space="preserve">Finding 5: Memory bandwidth is not always the bottleneck.  </w:t>
+        <w:t xml:space="preserve">Finding 5: Throughput depends on both memory and instruction dependencies.  </w:t>
       </w:r>
       <w:r>
         <w:rPr>
@@ -4800,7 +4800,7 @@
           <w:color w:val="222222"/>
           <w:sz w:val="24"/>
         </w:rPr>
-        <w:t>The sum kernel plateaus at 17 GB/s regardless of array size, bounded by a serial floating-point dependency chain. High memory bandwidth only helps when the algorithm structure can actually exploit it.</w:t>
+        <w:t>Copy streams can approach hardware bandwidth, but reduction-style kernels can plateau much lower due to carried arithmetic dependencies.</w:t>
       </w:r>
     </w:p>
     <w:p>
@@ -4820,7 +4820,7 @@
           <w:color w:val="222222"/>
           <w:sz w:val="24"/>
         </w:rPr>
-        <w:t>The broader lesson is that writing performant systems code requires understanding the hardware it runs on. Algorithm complexity gives a platform-independent upper bound on performance, but the constant factors — determined almost entirely by memory access patterns — often dominate in practice. The ability to measure, interpret, and act on memory-hierarchy data is one of the most valuable skills a systems programmer can cultivate.</w:t>
+        <w:t>Overall, performance engineering in systems code requires matching software structure to hardware behavior. Complexity analysis remains essential, but real runtime is frequently set by locality and dependency effects. Being able to measure and interpret those effects is a core professional skill.</w:t>
       </w:r>
     </w:p>
     <w:p>
